--- a/docs/notes/VCL2FMXConverter_v6_0_Navigator_Contract_System_Overview.docx
+++ b/docs/notes/VCL2FMXConverter_v6_0_Navigator_Contract_System_Overview.docx
@@ -60,7 +60,7 @@
         <w:rPr>
           <w:b/>
         </w:rPr>
-        <w:t>August 2, 2026</w:t>
+        <w:t>August 3, 2026</w:t>
       </w:r>
     </w:p>
     <w:p/>
@@ -198,6 +198,7 @@
     </w:p>
     <w:p>
       <w:r>
+        <w:lastRenderedPageBreak/>
         <w:t>The contracts are not part of the user’s converted application. They are test fixtures that prove the converter behaves correctly.</w:t>
       </w:r>
     </w:p>
@@ -206,7 +207,6 @@
         <w:pStyle w:val="Heading1"/>
       </w:pPr>
       <w:r>
-        <w:lastRenderedPageBreak/>
         <w:t>What A Contract Contains</w:t>
       </w:r>
     </w:p>
@@ -744,7 +744,7 @@
         <w:t xml:space="preserve">Maintenance Update - </w:t>
       </w:r>
       <w:r>
-        <w:t>August 2, 2026</w:t>
+        <w:t>August 3, 2026</w:t>
       </w:r>
     </w:p>
     <w:p>
